--- a/en/files/sessions/s5_exercises.docx
+++ b/en/files/sessions/s5_exercises.docx
@@ -144,25 +144,7 @@
         <w:keepNext/>
       </w:pPr>
       <w:r>
-        <w:t xml:space="preserve">This sheet is sent by email before the session, as a Word file and as a PDF. Type your answers into the Word file (or print the PDF). In class we do Exercises 2, 6 and 7 together as a whole class (you answer in the chat or a poll; the instructor types the class answer on the shared screen). The other exercises are homework or self-check. No calculator is needed: every exercise is about </w:t>
-      </w:r>
-      <w:r>
-        <w:rPr>
-          <w:i/>
-        </w:rPr>
-        <w:t>choosing</w:t>
-      </w:r>
-      <w:r>
-        <w:t xml:space="preserve"> and </w:t>
-      </w:r>
-      <w:r>
-        <w:rPr>
-          <w:i/>
-        </w:rPr>
-        <w:t>interpreting</w:t>
-      </w:r>
-      <w:r>
-        <w:t xml:space="preserve">. Exercises marked </w:t>
+        <w:t xml:space="preserve">Type your answers into this Word file or print the PDF. Exercises 2, 6 and 7 are done in class. </w:t>
       </w:r>
       <w:r>
         <w:rPr>
@@ -171,7 +153,7 @@
         <w:t>[FLUID-ICU]</w:t>
       </w:r>
       <w:r>
-        <w:t xml:space="preserve"> use the course dataset FLUID-ICU (simulated) and the results packs in </w:t>
+        <w:t xml:space="preserve"> exercises use the five results packs (</w:t>
       </w:r>
       <w:r>
         <w:rPr>
@@ -179,10 +161,21 @@
           <w:color w:val="0B376C"/>
           <w:sz w:val="19"/>
         </w:rPr>
-        <w:t>Course/Data/results_packs/</w:t>
+        <w:t>Results_Pack_Q1.pdf</w:t>
       </w:r>
       <w:r>
-        <w:t xml:space="preserve"> (Results_Pack_Q1 to Q5, also sent as PDFs). Exercise 8 becomes part of your own proposal (Part 3).</w:t>
+        <w:t xml:space="preserve"> to </w:t>
+      </w:r>
+      <w:r>
+        <w:rPr>
+          <w:rFonts w:ascii="Consolas" w:hAnsi="Consolas" w:cs="Consolas" w:eastAsia="Consolas"/>
+          <w:color w:val="0B376C"/>
+          <w:sz w:val="19"/>
+        </w:rPr>
+        <w:t>Results_Pack_Q5.pdf</w:t>
+      </w:r>
+      <w:r>
+        <w:t>, sent by email). Exercise 8 is Part 3 of your own proposal.</w:t>
       </w:r>
     </w:p>
     <w:tbl>
@@ -200,8 +193,8 @@
       </w:tblPr>
       <w:tblGrid>
         <w:gridCol w:w="481"/>
-        <w:gridCol w:w="4102"/>
-        <w:gridCol w:w="3891"/>
+        <w:gridCol w:w="4331"/>
+        <w:gridCol w:w="3663"/>
         <w:gridCol w:w="935"/>
       </w:tblGrid>
       <w:tr>
@@ -237,7 +230,7 @@
         </w:tc>
         <w:tc>
           <w:tcPr>
-            <w:tcW w:type="dxa" w:w="4102"/>
+            <w:tcW w:type="dxa" w:w="4330"/>
             <w:tcBorders>
               <w:top w:val="single" w:sz="4" w:color="04242F"/>
               <w:left w:val="single" w:sz="4" w:color="04242F"/>
@@ -263,7 +256,7 @@
         </w:tc>
         <w:tc>
           <w:tcPr>
-            <w:tcW w:type="dxa" w:w="3891"/>
+            <w:tcW w:type="dxa" w:w="3663"/>
             <w:tcBorders>
               <w:top w:val="single" w:sz="4" w:color="04242F"/>
               <w:left w:val="single" w:sz="4" w:color="04242F"/>
@@ -343,7 +336,7 @@
         </w:tc>
         <w:tc>
           <w:tcPr>
-            <w:tcW w:type="dxa" w:w="4102"/>
+            <w:tcW w:type="dxa" w:w="4330"/>
             <w:tcBorders>
               <w:top w:val="single" w:sz="4" w:color="D5DDE1"/>
               <w:left w:val="single" w:sz="4" w:color="D5DDE1"/>
@@ -366,7 +359,7 @@
         </w:tc>
         <w:tc>
           <w:tcPr>
-            <w:tcW w:type="dxa" w:w="3891"/>
+            <w:tcW w:type="dxa" w:w="3663"/>
             <w:tcBorders>
               <w:top w:val="single" w:sz="4" w:color="D5DDE1"/>
               <w:left w:val="single" w:sz="4" w:color="D5DDE1"/>
@@ -441,7 +434,7 @@
         </w:tc>
         <w:tc>
           <w:tcPr>
-            <w:tcW w:type="dxa" w:w="4102"/>
+            <w:tcW w:type="dxa" w:w="4330"/>
             <w:tcBorders>
               <w:top w:val="single" w:sz="4" w:color="D5DDE1"/>
               <w:left w:val="single" w:sz="4" w:color="D5DDE1"/>
@@ -465,7 +458,7 @@
         </w:tc>
         <w:tc>
           <w:tcPr>
-            <w:tcW w:type="dxa" w:w="3891"/>
+            <w:tcW w:type="dxa" w:w="3663"/>
             <w:tcBorders>
               <w:top w:val="single" w:sz="4" w:color="D5DDE1"/>
               <w:left w:val="single" w:sz="4" w:color="D5DDE1"/>
@@ -541,7 +534,7 @@
         </w:tc>
         <w:tc>
           <w:tcPr>
-            <w:tcW w:type="dxa" w:w="4102"/>
+            <w:tcW w:type="dxa" w:w="4330"/>
             <w:tcBorders>
               <w:top w:val="single" w:sz="4" w:color="D5DDE1"/>
               <w:left w:val="single" w:sz="4" w:color="D5DDE1"/>
@@ -564,7 +557,7 @@
         </w:tc>
         <w:tc>
           <w:tcPr>
-            <w:tcW w:type="dxa" w:w="3891"/>
+            <w:tcW w:type="dxa" w:w="3663"/>
             <w:tcBorders>
               <w:top w:val="single" w:sz="4" w:color="D5DDE1"/>
               <w:left w:val="single" w:sz="4" w:color="D5DDE1"/>
@@ -639,7 +632,7 @@
         </w:tc>
         <w:tc>
           <w:tcPr>
-            <w:tcW w:type="dxa" w:w="4102"/>
+            <w:tcW w:type="dxa" w:w="4330"/>
             <w:tcBorders>
               <w:top w:val="single" w:sz="4" w:color="D5DDE1"/>
               <w:left w:val="single" w:sz="4" w:color="D5DDE1"/>
@@ -663,7 +656,7 @@
         </w:tc>
         <w:tc>
           <w:tcPr>
-            <w:tcW w:type="dxa" w:w="3891"/>
+            <w:tcW w:type="dxa" w:w="3663"/>
             <w:tcBorders>
               <w:top w:val="single" w:sz="4" w:color="D5DDE1"/>
               <w:left w:val="single" w:sz="4" w:color="D5DDE1"/>
@@ -739,7 +732,7 @@
         </w:tc>
         <w:tc>
           <w:tcPr>
-            <w:tcW w:type="dxa" w:w="4102"/>
+            <w:tcW w:type="dxa" w:w="4330"/>
             <w:tcBorders>
               <w:top w:val="single" w:sz="4" w:color="D5DDE1"/>
               <w:left w:val="single" w:sz="4" w:color="D5DDE1"/>
@@ -762,7 +755,7 @@
         </w:tc>
         <w:tc>
           <w:tcPr>
-            <w:tcW w:type="dxa" w:w="3891"/>
+            <w:tcW w:type="dxa" w:w="3663"/>
             <w:tcBorders>
               <w:top w:val="single" w:sz="4" w:color="D5DDE1"/>
               <w:left w:val="single" w:sz="4" w:color="D5DDE1"/>
@@ -837,7 +830,7 @@
         </w:tc>
         <w:tc>
           <w:tcPr>
-            <w:tcW w:type="dxa" w:w="4102"/>
+            <w:tcW w:type="dxa" w:w="4330"/>
             <w:tcBorders>
               <w:top w:val="single" w:sz="4" w:color="D5DDE1"/>
               <w:left w:val="single" w:sz="4" w:color="D5DDE1"/>
@@ -861,7 +854,7 @@
         </w:tc>
         <w:tc>
           <w:tcPr>
-            <w:tcW w:type="dxa" w:w="3891"/>
+            <w:tcW w:type="dxa" w:w="3663"/>
             <w:tcBorders>
               <w:top w:val="single" w:sz="4" w:color="D5DDE1"/>
               <w:left w:val="single" w:sz="4" w:color="D5DDE1"/>
@@ -937,7 +930,7 @@
         </w:tc>
         <w:tc>
           <w:tcPr>
-            <w:tcW w:type="dxa" w:w="4102"/>
+            <w:tcW w:type="dxa" w:w="4330"/>
             <w:tcBorders>
               <w:top w:val="single" w:sz="4" w:color="D5DDE1"/>
               <w:left w:val="single" w:sz="4" w:color="D5DDE1"/>
@@ -954,13 +947,13 @@
               <w:rPr>
                 <w:sz w:val="19"/>
               </w:rPr>
-              <w:t>[FLUID-ICU] Your manuscript question as a PECO sentence</w:t>
+              <w:t>[FLUID-ICU] A FLUID-ICU question as a PECO sentence</w:t>
             </w:r>
           </w:p>
         </w:tc>
         <w:tc>
           <w:tcPr>
-            <w:tcW w:type="dxa" w:w="3891"/>
+            <w:tcW w:type="dxa" w:w="3663"/>
             <w:tcBorders>
               <w:top w:val="single" w:sz="4" w:color="D5DDE1"/>
               <w:left w:val="single" w:sz="4" w:color="D5DDE1"/>
@@ -977,7 +970,7 @@
               <w:rPr>
                 <w:sz w:val="19"/>
               </w:rPr>
-              <w:t>5.2 whole-class task (Q1); later for the question you choose</w:t>
+              <w:t>5.2 whole-class task (Q1)</w:t>
             </w:r>
           </w:p>
         </w:tc>
@@ -1034,7 +1027,7 @@
         </w:tc>
         <w:tc>
           <w:tcPr>
-            <w:tcW w:type="dxa" w:w="4102"/>
+            <w:tcW w:type="dxa" w:w="4330"/>
             <w:tcBorders>
               <w:top w:val="single" w:sz="4" w:color="D5DDE1"/>
               <w:left w:val="single" w:sz="4" w:color="D5DDE1"/>
@@ -1057,7 +1050,7 @@
         </w:tc>
         <w:tc>
           <w:tcPr>
-            <w:tcW w:type="dxa" w:w="3891"/>
+            <w:tcW w:type="dxa" w:w="3663"/>
             <w:tcBorders>
               <w:top w:val="single" w:sz="4" w:color="D5DDE1"/>
               <w:left w:val="single" w:sz="4" w:color="D5DDE1"/>
@@ -4873,7 +4866,7 @@
           <w:color w:val="0B376C"/>
           <w:sz w:val="19"/>
         </w:rPr>
-        <w:t>Course/Data/fluid_icu_raw.csv</w:t>
+        <w:t>fluid_icu_raw.csv</w:t>
       </w:r>
       <w:r>
         <w:t xml:space="preserve"> (as the four ICUs sent it). For each, say what is wrong and what the cleaning script should do.</w:t>
@@ -5786,29 +5779,7 @@
     </w:p>
     <w:p>
       <w:r>
-        <w:t>Open Table 1 (baseline characteristics by fluid-balance group) in any results pack: the same table is in all five (</w:t>
-      </w:r>
-      <w:r>
-        <w:rPr>
-          <w:rFonts w:ascii="Consolas" w:hAnsi="Consolas" w:cs="Consolas" w:eastAsia="Consolas"/>
-          <w:color w:val="0B376C"/>
-          <w:sz w:val="19"/>
-        </w:rPr>
-        <w:t>Course/Data/results_packs/Results_Pack_Q1</w:t>
-      </w:r>
-      <w:r>
-        <w:t xml:space="preserve"> to </w:t>
-      </w:r>
-      <w:r>
-        <w:rPr>
-          <w:rFonts w:ascii="Consolas" w:hAnsi="Consolas" w:cs="Consolas" w:eastAsia="Consolas"/>
-          <w:color w:val="0B376C"/>
-          <w:sz w:val="19"/>
-        </w:rPr>
-        <w:t>Q5</w:t>
-      </w:r>
-      <w:r>
-        <w:t>, PDF). In class we answer questions 1 to 5 together; question 6 is for you.</w:t>
+        <w:t>Open Table 1 (baseline characteristics by fluid-balance group) in any results pack: the same table is in all five. In class we answer questions 1 to 5 together; question 6 is for you.</w:t>
       </w:r>
     </w:p>
     <w:p>
@@ -6214,7 +6185,7 @@
         <w:t>two sentences</w:t>
       </w:r>
       <w:r>
-        <w:t xml:space="preserve"> describing the patients, as they would appear at the start of the Results section of your manuscript (numbers in brackets, no p-values).</w:t>
+        <w:t xml:space="preserve"> describing the patients, as they would appear at the start of a Results section (numbers in brackets, no p-values).</w:t>
       </w:r>
     </w:p>
     <w:tbl>
@@ -6278,7 +6249,7 @@
         <w:pStyle w:val="Heading1"/>
       </w:pPr>
       <w:r>
-        <w:t>Exercise 7: [FLUID-ICU] Your manuscript question as a PECO sentence (5.2)</w:t>
+        <w:t>Exercise 7: [FLUID-ICU] A FLUID-ICU question as a PECO sentence (5.2)</w:t>
       </w:r>
     </w:p>
     <w:p>
@@ -6286,7 +6257,7 @@
         <w:keepNext/>
       </w:pPr>
       <w:r>
-        <w:t>In class we fill this in together for Question 1 (Q1). Afterwards, fill it in for the ONE question (Q1 to Q5) you choose for your manuscript. PECO: P = population, E = exposure, C = comparison, O = outcome.</w:t>
+        <w:t>In class we fill this in for Question 1 (Q1). When you choose your own question at the end of Session 6, fill it in again for that question. PECO: P = population, E = exposure, C = comparison, O = outcome.</w:t>
       </w:r>
     </w:p>
     <w:tbl>
@@ -6303,8 +6274,8 @@
         <w:tblLook w:firstColumn="1" w:firstRow="1" w:lastColumn="0" w:lastRow="0" w:noHBand="0" w:noVBand="1" w:val="04A0"/>
       </w:tblPr>
       <w:tblGrid>
-        <w:gridCol w:w="5325"/>
-        <w:gridCol w:w="4086"/>
+        <w:gridCol w:w="5273"/>
+        <w:gridCol w:w="4138"/>
       </w:tblGrid>
       <w:tr>
         <w:trPr>
@@ -6313,7 +6284,7 @@
         </w:trPr>
         <w:tc>
           <w:tcPr>
-            <w:tcW w:type="dxa" w:w="5325"/>
+            <w:tcW w:type="dxa" w:w="5273"/>
             <w:tcBorders>
               <w:top w:val="single" w:sz="4" w:color="04242F"/>
               <w:left w:val="single" w:sz="4" w:color="04242F"/>
@@ -6338,7 +6309,7 @@
         </w:tc>
         <w:tc>
           <w:tcPr>
-            <w:tcW w:type="dxa" w:w="4086"/>
+            <w:tcW w:type="dxa" w:w="4138"/>
             <w:tcBorders>
               <w:top w:val="single" w:sz="4" w:color="04242F"/>
               <w:left w:val="single" w:sz="4" w:color="04242F"/>
@@ -6370,7 +6341,7 @@
         </w:trPr>
         <w:tc>
           <w:tcPr>
-            <w:tcW w:type="dxa" w:w="5325"/>
+            <w:tcW w:type="dxa" w:w="5273"/>
             <w:tcBorders>
               <w:top w:val="single" w:sz="4" w:color="D5DDE1"/>
               <w:left w:val="single" w:sz="4" w:color="D5DDE1"/>
@@ -6387,13 +6358,13 @@
               <w:rPr>
                 <w:sz w:val="19"/>
               </w:rPr>
-              <w:t>Your chosen question (Q1 to Q5), copied from page 1 of its results pack</w:t>
+              <w:t>The question (Q1 to Q5), copied from page 1 of its results pack</w:t>
             </w:r>
           </w:p>
         </w:tc>
         <w:tc>
           <w:tcPr>
-            <w:tcW w:type="dxa" w:w="4086"/>
+            <w:tcW w:type="dxa" w:w="4138"/>
             <w:tcBorders>
               <w:top w:val="single" w:sz="4" w:color="D5DDE1"/>
               <w:left w:val="single" w:sz="4" w:color="D5DDE1"/>
@@ -6416,7 +6387,7 @@
         </w:trPr>
         <w:tc>
           <w:tcPr>
-            <w:tcW w:type="dxa" w:w="5325"/>
+            <w:tcW w:type="dxa" w:w="5273"/>
             <w:tcBorders>
               <w:top w:val="single" w:sz="4" w:color="D5DDE1"/>
               <w:left w:val="single" w:sz="4" w:color="D5DDE1"/>
@@ -6447,7 +6418,7 @@
         </w:tc>
         <w:tc>
           <w:tcPr>
-            <w:tcW w:type="dxa" w:w="4086"/>
+            <w:tcW w:type="dxa" w:w="4138"/>
             <w:tcBorders>
               <w:top w:val="single" w:sz="4" w:color="D5DDE1"/>
               <w:left w:val="single" w:sz="4" w:color="D5DDE1"/>
@@ -6471,7 +6442,7 @@
         </w:trPr>
         <w:tc>
           <w:tcPr>
-            <w:tcW w:type="dxa" w:w="5325"/>
+            <w:tcW w:type="dxa" w:w="5273"/>
             <w:tcBorders>
               <w:top w:val="single" w:sz="4" w:color="D5DDE1"/>
               <w:left w:val="single" w:sz="4" w:color="D5DDE1"/>
@@ -6501,7 +6472,7 @@
         </w:tc>
         <w:tc>
           <w:tcPr>
-            <w:tcW w:type="dxa" w:w="4086"/>
+            <w:tcW w:type="dxa" w:w="4138"/>
             <w:tcBorders>
               <w:top w:val="single" w:sz="4" w:color="D5DDE1"/>
               <w:left w:val="single" w:sz="4" w:color="D5DDE1"/>
@@ -6524,7 +6495,7 @@
         </w:trPr>
         <w:tc>
           <w:tcPr>
-            <w:tcW w:type="dxa" w:w="5325"/>
+            <w:tcW w:type="dxa" w:w="5273"/>
             <w:tcBorders>
               <w:top w:val="single" w:sz="4" w:color="D5DDE1"/>
               <w:left w:val="single" w:sz="4" w:color="D5DDE1"/>
@@ -6555,7 +6526,7 @@
         </w:tc>
         <w:tc>
           <w:tcPr>
-            <w:tcW w:type="dxa" w:w="4086"/>
+            <w:tcW w:type="dxa" w:w="4138"/>
             <w:tcBorders>
               <w:top w:val="single" w:sz="4" w:color="D5DDE1"/>
               <w:left w:val="single" w:sz="4" w:color="D5DDE1"/>
@@ -6579,7 +6550,7 @@
         </w:trPr>
         <w:tc>
           <w:tcPr>
-            <w:tcW w:type="dxa" w:w="5325"/>
+            <w:tcW w:type="dxa" w:w="5273"/>
             <w:tcBorders>
               <w:top w:val="single" w:sz="4" w:color="D5DDE1"/>
               <w:left w:val="single" w:sz="4" w:color="D5DDE1"/>
@@ -6609,7 +6580,7 @@
         </w:tc>
         <w:tc>
           <w:tcPr>
-            <w:tcW w:type="dxa" w:w="4086"/>
+            <w:tcW w:type="dxa" w:w="4138"/>
             <w:tcBorders>
               <w:top w:val="single" w:sz="4" w:color="D5DDE1"/>
               <w:left w:val="single" w:sz="4" w:color="D5DDE1"/>
@@ -6632,7 +6603,7 @@
         </w:trPr>
         <w:tc>
           <w:tcPr>
-            <w:tcW w:type="dxa" w:w="5325"/>
+            <w:tcW w:type="dxa" w:w="5273"/>
             <w:tcBorders>
               <w:top w:val="single" w:sz="4" w:color="D5DDE1"/>
               <w:left w:val="single" w:sz="4" w:color="D5DDE1"/>
@@ -6656,7 +6627,7 @@
         </w:tc>
         <w:tc>
           <w:tcPr>
-            <w:tcW w:type="dxa" w:w="4086"/>
+            <w:tcW w:type="dxa" w:w="4138"/>
             <w:tcBorders>
               <w:top w:val="single" w:sz="4" w:color="D5DDE1"/>
               <w:left w:val="single" w:sz="4" w:color="D5DDE1"/>
@@ -6680,7 +6651,7 @@
         </w:trPr>
         <w:tc>
           <w:tcPr>
-            <w:tcW w:type="dxa" w:w="5325"/>
+            <w:tcW w:type="dxa" w:w="5273"/>
             <w:tcBorders>
               <w:top w:val="single" w:sz="4" w:color="D5DDE1"/>
               <w:left w:val="single" w:sz="4" w:color="D5DDE1"/>
@@ -6702,7 +6673,7 @@
         </w:tc>
         <w:tc>
           <w:tcPr>
-            <w:tcW w:type="dxa" w:w="4086"/>
+            <w:tcW w:type="dxa" w:w="4138"/>
             <w:tcBorders>
               <w:top w:val="single" w:sz="4" w:color="D5DDE1"/>
               <w:left w:val="single" w:sz="4" w:color="D5DDE1"/>
@@ -6733,7 +6704,7 @@
     </w:p>
     <w:p>
       <w:r>
-        <w:t>The instructor models each part on the running example; then you draft the variables table in class (8 minutes) and finish the rest as homework. Write your answers here first, then copy them into Part 3 of your own proposal template (</w:t>
+        <w:t>The instructor models each part on the running example; then you draft the variables table in class (8 minutes) and finish the rest as homework. Write your answers here first, then copy them into Part 3 of your proposal template (</w:t>
       </w:r>
       <w:r>
         <w:rPr>
@@ -6741,10 +6712,10 @@
           <w:color w:val="0B376C"/>
           <w:sz w:val="19"/>
         </w:rPr>
-        <w:t>Course/Templates/Research_Proposal_Template.docx</w:t>
+        <w:t>Research_Proposal_Template.docx</w:t>
       </w:r>
       <w:r>
-        <w:t xml:space="preserve">). (Your </w:t>
+        <w:t xml:space="preserve">, sent by email). (Your </w:t>
       </w:r>
       <w:r>
         <w:rPr>
